--- a/web/templates/monimoi/aitisi/thanatou.docx
+++ b/web/templates/monimoi/aitisi/thanatou.docx
@@ -230,7 +230,7 @@
               <w:rPr>
                 <w:rFonts w:cs="Verdana" w:ascii="Verdana" w:hAnsi="Verdana"/>
               </w:rPr>
-              <w:t xml:space="preserve">{{ tou_tis }} {{ onomateponymo }}</w:t>
+              <w:t xml:space="preserve">{{ tou_tis }} {{ onomateponymo_gen }}</w:t>
             </w:r>
           </w:p>
           <w:p>
